--- a/os-lab8/Lab8_IlieCovali_FAF-243.docx
+++ b/os-lab8/Lab8_IlieCovali_FAF-243.docx
@@ -3979,6 +3979,33 @@
         <w:rPr>
           <w:rStyle w:val="VerbatimChar"/>
         </w:rPr>
+        <w:t xml:space="preserve">\begin{center}</w:t>
+      </w:r>
+      <w:r>
+        <w:br/>
+      </w:r>
+      <w:r>
+        <w:rPr>
+          <w:rStyle w:val="VerbatimChar"/>
+        </w:rPr>
+        <w:t xml:space="preserve">\textit{Figure 2.1 -- Two-pipe bidirectional communication topology (p2c and c2p)}</w:t>
+      </w:r>
+      <w:r>
+        <w:br/>
+      </w:r>
+      <w:r>
+        <w:rPr>
+          <w:rStyle w:val="VerbatimChar"/>
+        </w:rPr>
+        <w:t xml:space="preserve">\end{center}</w:t>
+      </w:r>
+      <w:r>
+        <w:br/>
+      </w:r>
+      <w:r>
+        <w:rPr>
+          <w:rStyle w:val="VerbatimChar"/>
+        </w:rPr>
         <w:t xml:space="preserve">        +-----------------------------------------------+</w:t>
       </w:r>
       <w:r>
@@ -6258,6 +6285,188 @@
       </w:r>
       <w:r>
         <w:t xml:space="preserve">In both operating systems, pipe synchronization is inherently driven by file descriptor reference counting. A single forgotten write descriptor stalls reader processes indefinitely, while rigorous closure of unused endpoints allows pipelines to run reliably within constrained kernel resource limits.</w:t>
+      </w:r>
+    </w:p>
+    <w:p>
+      <w:r>
+        <w:pict>
+          <v:rect style="width:0;height:1.5pt" o:hralign="center" o:hrstd="t" o:hr="t"/>
+        </w:pict>
+      </w:r>
+    </w:p>
+    <w:p>
+      <w:pPr>
+        <w:pStyle w:val="Heading2"/>
+      </w:pPr>
+      <w:bookmarkStart w:id="27" w:name="_conclusions"/>
+      <w:r>
+        <w:t xml:space="preserve">Conclusions</w:t>
+      </w:r>
+      <w:bookmarkEnd w:id="27"/>
+    </w:p>
+    <w:p>
+      <w:pPr>
+        <w:pStyle w:val="FirstParagraph"/>
+      </w:pPr>
+      <w:r>
+        <w:t xml:space="preserve">In this laboratory work, we implemented and analyzed Unix process lifecycle primitives inside MIT’s xv6 operating system on the RISC-V 64-bit architecture, directly contrasting them with Linux glibc implementations from Lab 7.</w:t>
+      </w:r>
+    </w:p>
+    <w:p>
+      <w:pPr>
+        <w:pStyle w:val="BodyText"/>
+      </w:pPr>
+      <w:r>
+        <w:t xml:space="preserve">Through</w:t>
+      </w:r>
+      <w:r>
+        <w:t xml:space="preserve"> </w:t>
+      </w:r>
+      <w:r>
+        <w:rPr>
+          <w:rStyle w:val="VerbatimChar"/>
+        </w:rPr>
+        <w:t xml:space="preserve">user/run.c</w:t>
+      </w:r>
+      <w:r>
+        <w:t xml:space="preserve">, we verified that</w:t>
+      </w:r>
+      <w:r>
+        <w:t xml:space="preserve"> </w:t>
+      </w:r>
+      <w:r>
+        <w:rPr>
+          <w:rStyle w:val="VerbatimChar"/>
+        </w:rPr>
+        <w:t xml:space="preserve">fork()</w:t>
+      </w:r>
+      <w:r>
+        <w:t xml:space="preserve">,</w:t>
+      </w:r>
+      <w:r>
+        <w:t xml:space="preserve"> </w:t>
+      </w:r>
+      <w:r>
+        <w:rPr>
+          <w:rStyle w:val="VerbatimChar"/>
+        </w:rPr>
+        <w:t xml:space="preserve">exec()</w:t>
+      </w:r>
+      <w:r>
+        <w:t xml:space="preserve">, and</w:t>
+      </w:r>
+      <w:r>
+        <w:t xml:space="preserve"> </w:t>
+      </w:r>
+      <w:r>
+        <w:rPr>
+          <w:rStyle w:val="VerbatimChar"/>
+        </w:rPr>
+        <w:t xml:space="preserve">wait()</w:t>
+      </w:r>
+      <w:r>
+        <w:t xml:space="preserve"> </w:t>
+      </w:r>
+      <w:r>
+        <w:t xml:space="preserve">operate uniformly across Unix derivatives, even in the complete absence of a standard C library runtime. The separation between process allocation and executable loading allowed the child process to cleanly replace its address space with target binaries (</w:t>
+      </w:r>
+      <w:r>
+        <w:rPr>
+          <w:rStyle w:val="VerbatimChar"/>
+        </w:rPr>
+        <w:t xml:space="preserve">echo</w:t>
+      </w:r>
+      <w:r>
+        <w:t xml:space="preserve">,</w:t>
+      </w:r>
+      <w:r>
+        <w:t xml:space="preserve"> </w:t>
+      </w:r>
+      <w:r>
+        <w:rPr>
+          <w:rStyle w:val="VerbatimChar"/>
+        </w:rPr>
+        <w:t xml:space="preserve">ls</w:t>
+      </w:r>
+      <w:r>
+        <w:t xml:space="preserve">). When executing nonexistent programs, xv6 returned</w:t>
+      </w:r>
+      <w:r>
+        <w:t xml:space="preserve"> </w:t>
+      </w:r>
+      <w:r>
+        <w:rPr>
+          <w:rStyle w:val="VerbatimChar"/>
+        </w:rPr>
+        <w:t xml:space="preserve">-1</w:t>
+      </w:r>
+      <w:r>
+        <w:t xml:space="preserve"> </w:t>
+      </w:r>
+      <w:r>
+        <w:t xml:space="preserve">directly from the</w:t>
+      </w:r>
+      <w:r>
+        <w:t xml:space="preserve"> </w:t>
+      </w:r>
+      <w:r>
+        <w:rPr>
+          <w:rStyle w:val="VerbatimChar"/>
+        </w:rPr>
+        <w:t xml:space="preserve">exec</w:t>
+      </w:r>
+      <w:r>
+        <w:t xml:space="preserve"> </w:t>
+      </w:r>
+      <w:r>
+        <w:t xml:space="preserve">trap, exiting with status 1 rather than the POSIX shell convention 127 seen in Linux.</w:t>
+      </w:r>
+    </w:p>
+    <w:p>
+      <w:pPr>
+        <w:pStyle w:val="BodyText"/>
+      </w:pPr>
+      <w:r>
+        <w:t xml:space="preserve">Finally,</w:t>
+      </w:r>
+      <w:r>
+        <w:t xml:space="preserve"> </w:t>
+      </w:r>
+      <w:r>
+        <w:rPr>
+          <w:rStyle w:val="VerbatimChar"/>
+        </w:rPr>
+        <w:t xml:space="preserve">user/pingpong.c</w:t>
+      </w:r>
+      <w:r>
+        <w:t xml:space="preserve"> </w:t>
+      </w:r>
+      <w:r>
+        <w:t xml:space="preserve">demonstrated bidirectional inter-process synchronization using two unidirectional kernel pipes (</w:t>
+      </w:r>
+      <w:r>
+        <w:rPr>
+          <w:rStyle w:val="VerbatimChar"/>
+        </w:rPr>
+        <w:t xml:space="preserve">p2c</w:t>
+      </w:r>
+      <w:r>
+        <w:t xml:space="preserve"> </w:t>
+      </w:r>
+      <w:r>
+        <w:t xml:space="preserve">and</w:t>
+      </w:r>
+      <w:r>
+        <w:t xml:space="preserve"> </w:t>
+      </w:r>
+      <w:r>
+        <w:rPr>
+          <w:rStyle w:val="VerbatimChar"/>
+        </w:rPr>
+        <w:t xml:space="preserve">c2p</w:t>
+      </w:r>
+      <w:r>
+        <w:t xml:space="preserve">). We confirmed that separate communication channels are strictly required to avoid read-after-write race conditions, and verified that closing unused descriptor handles across both parent and child processes is essential for kernel pipe buffer management and deadlock prevention.</w:t>
       </w:r>
     </w:p>
     <w:sectPr>
